--- a/Documentation/JACS_Tech_Spec_Version_4_6_0.docx
+++ b/Documentation/JACS_Tech_Spec_Version_4_6_0.docx
@@ -24,7 +24,35 @@
           <w:bCs/>
         </w:rPr>
         <w:br/>
-        <w:t>(Version 4.5.5)</w:t>
+        <w:t>(Version 4.</w:t>
+      </w:r>
+      <w:r>
+        <w:rPr>
+          <w:b/>
+          <w:bCs/>
+        </w:rPr>
+        <w:t>6</w:t>
+      </w:r>
+      <w:r>
+        <w:rPr>
+          <w:b/>
+          <w:bCs/>
+        </w:rPr>
+        <w:t>.</w:t>
+      </w:r>
+      <w:r>
+        <w:rPr>
+          <w:b/>
+          <w:bCs/>
+        </w:rPr>
+        <w:t>0</w:t>
+      </w:r>
+      <w:r>
+        <w:rPr>
+          <w:b/>
+          <w:bCs/>
+        </w:rPr>
+        <w:t>)</w:t>
       </w:r>
     </w:p>
     <w:p>
@@ -416,7 +444,7 @@
         <w:t>Reason</w:t>
       </w:r>
       <w:r>
-        <w:t xml:space="preserve"> (updateEvent/cancelEvent). All fields in the CurrentEvent object of rescheduleEvent are required.</w:t>
+        <w:t xml:space="preserve"> (updateEvent/cancelEvent). All fields in the CurrentEvent object of rescheduleEvent are required. JudgeId and CourtRoomId are sent as JSON null when no clerk cross-reference exists for that judge or courtroom; zero is never sent as a placeholder, because zero is a valid id.</w:t>
       </w:r>
     </w:p>
     <w:p>
@@ -1268,13 +1296,10 @@
         <w:t xml:space="preserve">Success (200): { "data": </w:t>
       </w:r>
       <w:r>
-        <w:rPr>
-          <w:highlight w:val="yellow"/>
-        </w:rPr>
-        <w:t>{ "EventId": 151635}</w:t>
-      </w:r>
-      <w:r>
-        <w:t>, "error": "" }</w:t>
+        <w:t>{ "EventId": 151635},</w:t>
+      </w:r>
+      <w:r>
+        <w:t xml:space="preserve"> "error": "" }</w:t>
       </w:r>
     </w:p>
     <w:p>
@@ -1490,18 +1515,10 @@
       <w:r>
         <w:t>",  "</w:t>
       </w:r>
-      <w:proofErr w:type="gramEnd"/>
-      <w:r>
-        <w:t xml:space="preserve">BarNumber": </w:t>
-      </w:r>
-      <w:proofErr w:type="gramStart"/>
-      <w:r>
-        <w:t>null,  "</w:t>
-      </w:r>
       <w:proofErr w:type="spellStart"/>
       <w:proofErr w:type="gramEnd"/>
       <w:r>
-        <w:t>RequestorEmail</w:t>
+        <w:t>BarNumber</w:t>
       </w:r>
       <w:proofErr w:type="spellEnd"/>
       <w:r>
@@ -1514,7 +1531,7 @@
       <w:proofErr w:type="spellStart"/>
       <w:proofErr w:type="gramEnd"/>
       <w:r>
-        <w:t>UserCredentials</w:t>
+        <w:t>RequestorEmail</w:t>
       </w:r>
       <w:proofErr w:type="spellEnd"/>
       <w:r>
@@ -1527,6 +1544,19 @@
       <w:proofErr w:type="spellStart"/>
       <w:proofErr w:type="gramEnd"/>
       <w:r>
+        <w:t>UserCredentials</w:t>
+      </w:r>
+      <w:proofErr w:type="spellEnd"/>
+      <w:r>
+        <w:t xml:space="preserve">": </w:t>
+      </w:r>
+      <w:proofErr w:type="gramStart"/>
+      <w:r>
+        <w:t>null,  "</w:t>
+      </w:r>
+      <w:proofErr w:type="spellStart"/>
+      <w:proofErr w:type="gramEnd"/>
+      <w:r>
         <w:t>IsJudge</w:t>
       </w:r>
       <w:proofErr w:type="spellEnd"/>
@@ -1720,13 +1750,28 @@
         </w:numPr>
       </w:pPr>
       <w:r>
-        <w:t>IsJudge is a Boolean value: false</w:t>
-      </w:r>
-      <w:r>
+        <w:t xml:space="preserve">IsJudge is a Boolean value: </w:t>
+      </w:r>
+      <w:r>
+        <w:rPr>
+          <w:highlight w:val="yellow"/>
+        </w:rPr>
+        <w:t>false</w:t>
+      </w:r>
+      <w:r>
+        <w:rPr>
+          <w:highlight w:val="yellow"/>
+        </w:rPr>
         <w:t>/</w:t>
       </w:r>
       <w:r>
-        <w:t xml:space="preserve"> true. The internal JACS site sends </w:t>
+        <w:rPr>
+          <w:highlight w:val="yellow"/>
+        </w:rPr>
+        <w:t xml:space="preserve"> true</w:t>
+      </w:r>
+      <w:r>
+        <w:t xml:space="preserve">. The internal JACS site sends </w:t>
       </w:r>
       <w:proofErr w:type="spellStart"/>
       <w:r>
@@ -1740,12 +1785,18 @@
         <w:t xml:space="preserve"> </w:t>
       </w:r>
       <w:r>
+        <w:rPr>
+          <w:highlight w:val="yellow"/>
+        </w:rPr>
         <w:t>true</w:t>
       </w:r>
       <w:r>
         <w:t xml:space="preserve">, because every request from it originates with a judge or judicial assistant; the public attorney portal sends </w:t>
       </w:r>
       <w:r>
+        <w:rPr>
+          <w:highlight w:val="yellow"/>
+        </w:rPr>
         <w:t>false</w:t>
       </w:r>
       <w:r>
